--- a/paper_notes/GNN.docx
+++ b/paper_notes/GNN.docx
@@ -30,6 +30,11 @@
       </w:r>
     </w:p>
     <w:p>
+      <w:pPr>
+        <w:rPr>
+          <w:rFonts w:hint="eastAsia"/>
+        </w:rPr>
+      </w:pPr>
       <w:r>
         <w:rPr>
           <w:noProof/>
@@ -71,8 +76,19 @@
         </w:drawing>
       </w:r>
     </w:p>
-    <w:p/>
-    <w:p>
+    <w:p>
+      <w:pPr>
+        <w:rPr>
+          <w:rFonts w:hint="eastAsia"/>
+        </w:rPr>
+      </w:pPr>
+    </w:p>
+    <w:p>
+      <w:pPr>
+        <w:rPr>
+          <w:rFonts w:hint="eastAsia"/>
+        </w:rPr>
+      </w:pPr>
       <w:r>
         <w:rPr>
           <w:rFonts w:hint="eastAsia"/>
@@ -81,6 +97,11 @@
       </w:r>
     </w:p>
     <w:p>
+      <w:pPr>
+        <w:rPr>
+          <w:rFonts w:hint="eastAsia"/>
+        </w:rPr>
+      </w:pPr>
       <w:r>
         <w:rPr>
           <w:noProof/>
@@ -130,6 +151,11 @@
       </w:r>
     </w:p>
     <w:p>
+      <w:pPr>
+        <w:rPr>
+          <w:rFonts w:hint="eastAsia"/>
+        </w:rPr>
+      </w:pPr>
       <w:proofErr w:type="spellStart"/>
       <w:r>
         <w:rPr>
@@ -147,6 +173,11 @@
       </w:r>
     </w:p>
     <w:p>
+      <w:pPr>
+        <w:rPr>
+          <w:rFonts w:hint="eastAsia"/>
+        </w:rPr>
+      </w:pPr>
       <w:r>
         <w:rPr>
           <w:noProof/>
@@ -189,6 +220,11 @@
       </w:r>
     </w:p>
     <w:p>
+      <w:pPr>
+        <w:rPr>
+          <w:rFonts w:hint="eastAsia"/>
+        </w:rPr>
+      </w:pPr>
       <w:r>
         <w:rPr>
           <w:rFonts w:hint="eastAsia"/>
@@ -2772,7 +2808,7 @@
     <w:p>
       <w:pPr>
         <w:rPr>
-          <w:rFonts w:hint="eastAsia"/>
+          <w:b/>
         </w:rPr>
       </w:pPr>
       <w:r>
@@ -2788,6 +2824,383 @@
         </w:rPr>
         <w:t>利用邻接矩阵作为掩码，通过稀疏矩阵乘法，实现全局并行的邻居特征聚合。</w:t>
       </w:r>
+    </w:p>
+    <w:p>
+      <w:pPr>
+        <w:rPr>
+          <w:b/>
+        </w:rPr>
+      </w:pPr>
+    </w:p>
+    <w:p>
+      <w:pPr>
+        <w:rPr>
+          <w:b/>
+        </w:rPr>
+      </w:pPr>
+    </w:p>
+    <w:p>
+      <w:pPr>
+        <w:rPr>
+          <w:b/>
+        </w:rPr>
+      </w:pPr>
+    </w:p>
+    <w:p>
+      <w:pPr>
+        <w:rPr>
+          <w:b/>
+        </w:rPr>
+      </w:pPr>
+    </w:p>
+    <w:p>
+      <w:pPr>
+        <w:rPr>
+          <w:b/>
+          <w:bCs/>
+        </w:rPr>
+      </w:pPr>
+      <w:r>
+        <w:rPr>
+          <w:rFonts w:hint="eastAsia"/>
+          <w:b/>
+          <w:bCs/>
+        </w:rPr>
+        <w:t xml:space="preserve">1. </w:t>
+      </w:r>
+      <w:proofErr w:type="spellStart"/>
+      <w:r>
+        <w:rPr>
+          <w:rFonts w:hint="eastAsia"/>
+          <w:b/>
+          <w:bCs/>
+        </w:rPr>
+        <w:t>LightGCN</w:t>
+      </w:r>
+      <w:proofErr w:type="spellEnd"/>
+      <w:r>
+        <w:rPr>
+          <w:rFonts w:hint="eastAsia"/>
+          <w:b/>
+          <w:bCs/>
+        </w:rPr>
+        <w:t xml:space="preserve"> 的本质：纯粹的“特征提取器”</w:t>
+      </w:r>
+    </w:p>
+    <w:p>
+      <w:pPr>
+        <w:rPr>
+          <w:rFonts w:hint="eastAsia"/>
+        </w:rPr>
+      </w:pPr>
+      <w:proofErr w:type="spellStart"/>
+      <w:r>
+        <w:rPr>
+          <w:rFonts w:hint="eastAsia"/>
+        </w:rPr>
+        <w:t>LightGCN</w:t>
+      </w:r>
+      <w:proofErr w:type="spellEnd"/>
+      <w:r>
+        <w:rPr>
+          <w:rFonts w:hint="eastAsia"/>
+        </w:rPr>
+        <w:t xml:space="preserve"> 的设计初衷就是“做减法”。传统的 GCN 包含了特征变换（Feature Transformation）和非线性激活（Nonlinear Activation），但作者通过消融实验发现，这些操作对协同过滤（推荐任务）贡献极小，甚至会增加训练难度并降低性能。</w:t>
+      </w:r>
+    </w:p>
+    <w:p>
+      <w:pPr>
+        <w:rPr>
+          <w:rFonts w:hint="eastAsia"/>
+        </w:rPr>
+      </w:pPr>
+      <w:r>
+        <w:rPr>
+          <w:rFonts w:hint="eastAsia"/>
+        </w:rPr>
+        <w:t>因此，</w:t>
+      </w:r>
+      <w:proofErr w:type="spellStart"/>
+      <w:r>
+        <w:rPr>
+          <w:rFonts w:hint="eastAsia"/>
+        </w:rPr>
+        <w:t>LightGCN</w:t>
+      </w:r>
+      <w:proofErr w:type="spellEnd"/>
+      <w:r>
+        <w:rPr>
+          <w:rFonts w:hint="eastAsia"/>
+        </w:rPr>
+        <w:t xml:space="preserve"> 剥离了所有复杂的神经网络操作，</w:t>
+      </w:r>
+      <w:r>
+        <w:rPr>
+          <w:rFonts w:hint="eastAsia"/>
+          <w:b/>
+          <w:bCs/>
+        </w:rPr>
+        <w:t>只保留了</w:t>
+      </w:r>
+      <w:proofErr w:type="gramStart"/>
+      <w:r>
+        <w:rPr>
+          <w:rFonts w:hint="eastAsia"/>
+          <w:b/>
+          <w:bCs/>
+        </w:rPr>
+        <w:t>最</w:t>
+      </w:r>
+      <w:proofErr w:type="gramEnd"/>
+      <w:r>
+        <w:rPr>
+          <w:rFonts w:hint="eastAsia"/>
+          <w:b/>
+          <w:bCs/>
+        </w:rPr>
+        <w:t>核心的组件——“邻居聚合（Neighborhood Aggregation）”</w:t>
+      </w:r>
+      <w:r>
+        <w:rPr>
+          <w:rFonts w:hint="eastAsia"/>
+        </w:rPr>
+        <w:t>。它通过在“用户-物品交互图”上进行线性传播，将用户的 embedding 和物品的 embedding 沿着边进行加权求和，从而学习出包含高阶协同信号的表征。</w:t>
+      </w:r>
+    </w:p>
+    <w:p>
+      <w:pPr>
+        <w:rPr>
+          <w:rFonts w:hint="eastAsia"/>
+          <w:b/>
+          <w:bCs/>
+        </w:rPr>
+      </w:pPr>
+      <w:r>
+        <w:rPr>
+          <w:rFonts w:hint="eastAsia"/>
+          <w:b/>
+          <w:bCs/>
+        </w:rPr>
+        <w:t>2. 模型优化的核心：BPR Loss</w:t>
+      </w:r>
+    </w:p>
+    <w:p>
+      <w:pPr>
+        <w:rPr>
+          <w:rFonts w:hint="eastAsia"/>
+        </w:rPr>
+      </w:pPr>
+      <w:r>
+        <w:rPr>
+          <w:rFonts w:hint="eastAsia"/>
+        </w:rPr>
+        <w:t xml:space="preserve">既然 </w:t>
+      </w:r>
+      <w:proofErr w:type="spellStart"/>
+      <w:r>
+        <w:rPr>
+          <w:rFonts w:hint="eastAsia"/>
+        </w:rPr>
+        <w:t>LightGCN</w:t>
+      </w:r>
+      <w:proofErr w:type="spellEnd"/>
+      <w:r>
+        <w:rPr>
+          <w:rFonts w:hint="eastAsia"/>
+        </w:rPr>
+        <w:t xml:space="preserve"> 内部没有全连接层或复杂的激活函数，那它是怎么学习的呢？</w:t>
+      </w:r>
+      <w:r>
+        <w:rPr>
+          <w:rFonts w:hint="eastAsia"/>
+        </w:rPr>
+        <w:br/>
+        <w:t>答案正是你提到的 </w:t>
+      </w:r>
+      <w:r>
+        <w:rPr>
+          <w:rFonts w:hint="eastAsia"/>
+          <w:b/>
+          <w:bCs/>
+        </w:rPr>
+        <w:t>Loss 驱动</w:t>
+      </w:r>
+      <w:r>
+        <w:rPr>
+          <w:rFonts w:hint="eastAsia"/>
+        </w:rPr>
+        <w:t>。</w:t>
+      </w:r>
+      <w:proofErr w:type="spellStart"/>
+      <w:r>
+        <w:rPr>
+          <w:rFonts w:hint="eastAsia"/>
+        </w:rPr>
+        <w:t>LightGCN</w:t>
+      </w:r>
+      <w:proofErr w:type="spellEnd"/>
+      <w:r>
+        <w:rPr>
+          <w:rFonts w:hint="eastAsia"/>
+        </w:rPr>
+        <w:t xml:space="preserve"> 的训练目标非常直接：</w:t>
+      </w:r>
+      <w:r>
+        <w:rPr>
+          <w:rFonts w:hint="eastAsia"/>
+          <w:b/>
+          <w:bCs/>
+        </w:rPr>
+        <w:t>只优化最初始的第 0 层 embedding</w:t>
+      </w:r>
+      <w:r>
+        <w:rPr>
+          <w:rFonts w:hint="eastAsia"/>
+        </w:rPr>
+        <w:t>。</w:t>
+      </w:r>
+      <w:r>
+        <w:rPr>
+          <w:rFonts w:hint="eastAsia"/>
+        </w:rPr>
+        <w:br/>
+        <w:t>它使用 </w:t>
+      </w:r>
+      <w:r>
+        <w:rPr>
+          <w:rFonts w:hint="eastAsia"/>
+          <w:b/>
+          <w:bCs/>
+        </w:rPr>
+        <w:t>贝叶斯个性化排序损失（Bayesian Personalized Ranking, BPR loss）</w:t>
+      </w:r>
+      <w:r>
+        <w:rPr>
+          <w:rFonts w:hint="eastAsia"/>
+        </w:rPr>
+        <w:t> 作为训</w:t>
+      </w:r>
+      <w:r>
+        <w:rPr>
+          <w:rFonts w:hint="eastAsia"/>
+        </w:rPr>
+        <w:lastRenderedPageBreak/>
+        <w:t>练目标。在训练过程中，模型根据 BPR loss 计算梯度，然后反向传播，仅仅去更新初始的 user 和 item embedding 参数。</w:t>
+      </w:r>
+      <w:proofErr w:type="spellStart"/>
+      <w:r>
+        <w:rPr>
+          <w:rFonts w:hint="eastAsia"/>
+        </w:rPr>
+        <w:t>LightGCN</w:t>
+      </w:r>
+      <w:proofErr w:type="spellEnd"/>
+      <w:r>
+        <w:rPr>
+          <w:rFonts w:hint="eastAsia"/>
+        </w:rPr>
+        <w:t xml:space="preserve"> 本身只是一个“线性传播的通道”，它负责把初始 embedding 变成融合了</w:t>
+      </w:r>
+      <w:proofErr w:type="gramStart"/>
+      <w:r>
+        <w:rPr>
+          <w:rFonts w:hint="eastAsia"/>
+        </w:rPr>
+        <w:t>图结构</w:t>
+      </w:r>
+      <w:proofErr w:type="gramEnd"/>
+      <w:r>
+        <w:rPr>
+          <w:rFonts w:hint="eastAsia"/>
+        </w:rPr>
+        <w:t>信息的最终 embedding，而“学得好不好”完全由 BPR loss 说了算。</w:t>
+      </w:r>
+    </w:p>
+    <w:p>
+      <w:pPr>
+        <w:rPr>
+          <w:rFonts w:hint="eastAsia"/>
+          <w:b/>
+          <w:bCs/>
+        </w:rPr>
+      </w:pPr>
+      <w:r>
+        <w:rPr>
+          <w:rFonts w:hint="eastAsia"/>
+          <w:b/>
+          <w:bCs/>
+        </w:rPr>
+        <w:t>3. 最终预测：多尺度信息的融合</w:t>
+      </w:r>
+    </w:p>
+    <w:p>
+      <w:pPr>
+        <w:rPr>
+          <w:rFonts w:hint="eastAsia"/>
+        </w:rPr>
+      </w:pPr>
+      <w:r>
+        <w:rPr>
+          <w:rFonts w:hint="eastAsia"/>
+        </w:rPr>
+        <w:t xml:space="preserve">在 </w:t>
+      </w:r>
+      <w:proofErr w:type="spellStart"/>
+      <w:r>
+        <w:rPr>
+          <w:rFonts w:hint="eastAsia"/>
+        </w:rPr>
+        <w:t>LightGCN</w:t>
+      </w:r>
+      <w:proofErr w:type="spellEnd"/>
+      <w:r>
+        <w:rPr>
+          <w:rFonts w:hint="eastAsia"/>
+        </w:rPr>
+        <w:t xml:space="preserve"> 中，每一层传播都会产生一个新的 embedding。模型并不是只</w:t>
+      </w:r>
+      <w:proofErr w:type="gramStart"/>
+      <w:r>
+        <w:rPr>
+          <w:rFonts w:hint="eastAsia"/>
+        </w:rPr>
+        <w:t>取最后</w:t>
+      </w:r>
+      <w:proofErr w:type="gramEnd"/>
+      <w:r>
+        <w:rPr>
+          <w:rFonts w:hint="eastAsia"/>
+        </w:rPr>
+        <w:t>一层的结果，而是将</w:t>
+      </w:r>
+      <w:r>
+        <w:rPr>
+          <w:rFonts w:hint="eastAsia"/>
+          <w:b/>
+          <w:bCs/>
+        </w:rPr>
+        <w:t>所有层学到的 embedding 进行加权求和（Layer Combination）</w:t>
+      </w:r>
+      <w:r>
+        <w:rPr>
+          <w:rFonts w:hint="eastAsia"/>
+        </w:rPr>
+        <w:t>，作为最终的 user 和 item embedding。</w:t>
+      </w:r>
+      <w:r>
+        <w:rPr>
+          <w:rFonts w:hint="eastAsia"/>
+        </w:rPr>
+        <w:br/>
+        <w:t>得到最终 embedding 后，再计算 user 和 item 向量的点积（Score），结合 BPR loss 进行迭代优化。</w:t>
+      </w:r>
+    </w:p>
+    <w:p>
+      <w:pPr>
+        <w:rPr>
+          <w:rFonts w:hint="eastAsia"/>
+        </w:rPr>
+      </w:pPr>
     </w:p>
     <w:sectPr>
       <w:pgSz w:w="11906" w:h="16838"/>
@@ -4348,51 +4761,15 @@
   </w:num>
   <w:num w:numId="6" w16cid:durableId="1568303010">
     <w:abstractNumId w:val="8"/>
-    <w:lvlOverride w:ilvl="0"/>
-    <w:lvlOverride w:ilvl="1"/>
-    <w:lvlOverride w:ilvl="2"/>
-    <w:lvlOverride w:ilvl="3"/>
-    <w:lvlOverride w:ilvl="4"/>
-    <w:lvlOverride w:ilvl="5"/>
-    <w:lvlOverride w:ilvl="6"/>
-    <w:lvlOverride w:ilvl="7"/>
-    <w:lvlOverride w:ilvl="8"/>
   </w:num>
   <w:num w:numId="7" w16cid:durableId="1007093856">
     <w:abstractNumId w:val="4"/>
-    <w:lvlOverride w:ilvl="0"/>
-    <w:lvlOverride w:ilvl="1"/>
-    <w:lvlOverride w:ilvl="2"/>
-    <w:lvlOverride w:ilvl="3"/>
-    <w:lvlOverride w:ilvl="4"/>
-    <w:lvlOverride w:ilvl="5"/>
-    <w:lvlOverride w:ilvl="6"/>
-    <w:lvlOverride w:ilvl="7"/>
-    <w:lvlOverride w:ilvl="8"/>
   </w:num>
   <w:num w:numId="8" w16cid:durableId="1354644750">
     <w:abstractNumId w:val="10"/>
-    <w:lvlOverride w:ilvl="0"/>
-    <w:lvlOverride w:ilvl="1"/>
-    <w:lvlOverride w:ilvl="2"/>
-    <w:lvlOverride w:ilvl="3"/>
-    <w:lvlOverride w:ilvl="4"/>
-    <w:lvlOverride w:ilvl="5"/>
-    <w:lvlOverride w:ilvl="6"/>
-    <w:lvlOverride w:ilvl="7"/>
-    <w:lvlOverride w:ilvl="8"/>
   </w:num>
   <w:num w:numId="9" w16cid:durableId="1690912249">
     <w:abstractNumId w:val="3"/>
-    <w:lvlOverride w:ilvl="0"/>
-    <w:lvlOverride w:ilvl="1"/>
-    <w:lvlOverride w:ilvl="2"/>
-    <w:lvlOverride w:ilvl="3"/>
-    <w:lvlOverride w:ilvl="4"/>
-    <w:lvlOverride w:ilvl="5"/>
-    <w:lvlOverride w:ilvl="6"/>
-    <w:lvlOverride w:ilvl="7"/>
-    <w:lvlOverride w:ilvl="8"/>
   </w:num>
   <w:num w:numId="10" w16cid:durableId="960307693">
     <w:abstractNumId w:val="6"/>
@@ -4424,15 +4801,6 @@
   </w:num>
   <w:num w:numId="11" w16cid:durableId="1007367703">
     <w:abstractNumId w:val="1"/>
-    <w:lvlOverride w:ilvl="0"/>
-    <w:lvlOverride w:ilvl="1"/>
-    <w:lvlOverride w:ilvl="2"/>
-    <w:lvlOverride w:ilvl="3"/>
-    <w:lvlOverride w:ilvl="4"/>
-    <w:lvlOverride w:ilvl="5"/>
-    <w:lvlOverride w:ilvl="6"/>
-    <w:lvlOverride w:ilvl="7"/>
-    <w:lvlOverride w:ilvl="8"/>
   </w:num>
   <w:num w:numId="12" w16cid:durableId="428475603">
     <w:abstractNumId w:val="5"/>
